--- a/dist/exports/kcet-permutations-and-combinations_revision_notes.docx
+++ b/dist/exports/kcet-permutations-and-combinations_revision_notes.docx
@@ -189,7 +189,7 @@
                 <w:color w:val="2D3748"/>
                 <w:sz w:val="19"/>
               </w:rPr>
-              <w:t>Kcet Permutations And Combinations - Core Application</w:t>
+              <w:t>Combinations, Selection &amp; Multinomial Partitioning</w:t>
             </w:r>
           </w:p>
         </w:tc>
@@ -209,7 +209,7 @@
               <w:rPr>
                 <w:sz w:val="19"/>
               </w:rPr>
-              <w:t>14 PYQs</w:t>
+              <w:t>9 PYQs</w:t>
             </w:r>
           </w:p>
         </w:tc>
@@ -230,7 +230,94 @@
                 <w:color w:val="718096"/>
                 <w:sz w:val="19"/>
               </w:rPr>
-              <w:t>General Concept</w:t>
+              <w:t>Selections &amp; Distribution</w:t>
+            </w:r>
+          </w:p>
+        </w:tc>
+      </w:tr>
+      <w:tr>
+        <w:tc>
+          <w:tcPr>
+            <w:tcW w:type="dxa" w:w="2160"/>
+            <w:shd w:fill="FFFFFF"/>
+            <w:tcMar>
+              <w:top w:w="80" w:type="dxa"/>
+              <w:bottom w:w="80" w:type="dxa"/>
+              <w:left w:w="150" w:type="dxa"/>
+              <w:right w:w="150" w:type="dxa"/>
+            </w:tcMar>
+          </w:tcPr>
+          <w:p>
+            <w:r>
+              <w:rPr>
+                <w:b/>
+                <w:color w:val="718096"/>
+                <w:sz w:val="19"/>
+              </w:rPr>
+              <w:t>Moderate</w:t>
+            </w:r>
+          </w:p>
+        </w:tc>
+        <w:tc>
+          <w:tcPr>
+            <w:tcW w:type="dxa" w:w="4320"/>
+            <w:shd w:fill="FFFFFF"/>
+            <w:tcMar>
+              <w:top w:w="80" w:type="dxa"/>
+              <w:bottom w:w="80" w:type="dxa"/>
+              <w:left w:w="150" w:type="dxa"/>
+              <w:right w:w="150" w:type="dxa"/>
+            </w:tcMar>
+          </w:tcPr>
+          <w:p>
+            <w:r>
+              <w:rPr>
+                <w:b/>
+                <w:color w:val="2D3748"/>
+                <w:sz w:val="19"/>
+              </w:rPr>
+              <w:t>Fundamental Principles &amp; Permutations (Distinct &amp; Identical)</w:t>
+            </w:r>
+          </w:p>
+        </w:tc>
+        <w:tc>
+          <w:tcPr>
+            <w:tcW w:type="dxa" w:w="1728"/>
+            <w:shd w:fill="FFFFFF"/>
+            <w:tcMar>
+              <w:top w:w="80" w:type="dxa"/>
+              <w:bottom w:w="80" w:type="dxa"/>
+              <w:left w:w="150" w:type="dxa"/>
+              <w:right w:w="150" w:type="dxa"/>
+            </w:tcMar>
+          </w:tcPr>
+          <w:p>
+            <w:r>
+              <w:rPr>
+                <w:sz w:val="19"/>
+              </w:rPr>
+              <w:t>6 PYQs</w:t>
+            </w:r>
+          </w:p>
+        </w:tc>
+        <w:tc>
+          <w:tcPr>
+            <w:tcW w:type="dxa" w:w="1872"/>
+            <w:shd w:fill="FFFFFF"/>
+            <w:tcMar>
+              <w:top w:w="80" w:type="dxa"/>
+              <w:bottom w:w="80" w:type="dxa"/>
+              <w:left w:w="150" w:type="dxa"/>
+              <w:right w:w="150" w:type="dxa"/>
+            </w:tcMar>
+          </w:tcPr>
+          <w:p>
+            <w:r>
+              <w:rPr>
+                <w:color w:val="718096"/>
+                <w:sz w:val="19"/>
+              </w:rPr>
+              <w:t>Arrangements</w:t>
             </w:r>
           </w:p>
         </w:tc>
@@ -311,6 +398,98 @@
           </w:p>
         </w:tc>
       </w:tr>
+      <w:tr>
+        <w:tc>
+          <w:tcPr>
+            <w:tcW w:type="dxa" w:w="3600"/>
+            <w:shd w:fill="F7FAFC"/>
+            <w:tcMar>
+              <w:top w:w="100" w:type="dxa"/>
+              <w:bottom w:w="100" w:type="dxa"/>
+              <w:left w:w="150" w:type="dxa"/>
+              <w:right w:w="150" w:type="dxa"/>
+            </w:tcMar>
+          </w:tcPr>
+          <w:p>
+            <w:r>
+              <w:rPr>
+                <w:b/>
+                <w:color w:val="1A365D"/>
+                <w:sz w:val="19"/>
+              </w:rPr>
+              <w:t>Combinations, Selection &amp; Multinomial Partitioning</w:t>
+            </w:r>
+          </w:p>
+        </w:tc>
+        <w:tc>
+          <w:tcPr>
+            <w:tcW w:type="dxa" w:w="6480"/>
+            <w:shd w:fill="F7FAFC"/>
+            <w:tcMar>
+              <w:top w:w="100" w:type="dxa"/>
+              <w:bottom w:w="100" w:type="dxa"/>
+              <w:left w:w="150" w:type="dxa"/>
+              <w:right w:w="150" w:type="dxa"/>
+            </w:tcMar>
+          </w:tcPr>
+          <w:p>
+            <w:r>
+              <w:rPr>
+                <w:rFonts w:ascii="Cambria Math" w:hAnsi="Cambria Math"/>
+                <w:color w:val="2D3748"/>
+                <w:sz w:val="19"/>
+              </w:rPr>
+              <w:t>^n C_r = \frac{n!}{r!(n-r)!}, \quad \text{Non-negative solutions: } ^{n+r-1}C_{r-1}, \quad \text{Derangements: } D_n = n!\Sigma_{k=0}^n \frac{(-1)^k}{k!}</w:t>
+            </w:r>
+          </w:p>
+        </w:tc>
+      </w:tr>
+      <w:tr>
+        <w:tc>
+          <w:tcPr>
+            <w:tcW w:type="dxa" w:w="3600"/>
+            <w:shd w:fill="FFFFFF"/>
+            <w:tcMar>
+              <w:top w:w="100" w:type="dxa"/>
+              <w:bottom w:w="100" w:type="dxa"/>
+              <w:left w:w="150" w:type="dxa"/>
+              <w:right w:w="150" w:type="dxa"/>
+            </w:tcMar>
+          </w:tcPr>
+          <w:p>
+            <w:r>
+              <w:rPr>
+                <w:b/>
+                <w:color w:val="1A365D"/>
+                <w:sz w:val="19"/>
+              </w:rPr>
+              <w:t>Fundamental Principles &amp; Permutations (Distinct &amp; Identical)</w:t>
+            </w:r>
+          </w:p>
+        </w:tc>
+        <w:tc>
+          <w:tcPr>
+            <w:tcW w:type="dxa" w:w="6480"/>
+            <w:shd w:fill="FFFFFF"/>
+            <w:tcMar>
+              <w:top w:w="100" w:type="dxa"/>
+              <w:bottom w:w="100" w:type="dxa"/>
+              <w:left w:w="150" w:type="dxa"/>
+              <w:right w:w="150" w:type="dxa"/>
+            </w:tcMar>
+          </w:tcPr>
+          <w:p>
+            <w:r>
+              <w:rPr>
+                <w:rFonts w:ascii="Cambria Math" w:hAnsi="Cambria Math"/>
+                <w:color w:val="2D3748"/>
+                <w:sz w:val="19"/>
+              </w:rPr>
+              <w:t>^n P_r = \frac{n!}{(n-r)!}, \quad \text{Arrangements with duplicates: } \frac{n!}{p! q! r!}, \quad \text{Circular: } (n-1)!</w:t>
+            </w:r>
+          </w:p>
+        </w:tc>
+      </w:tr>
     </w:tbl>
     <w:p>
       <w:pPr>
@@ -338,7 +517,7 @@
           <w:color w:val="2B6CB0"/>
           <w:sz w:val="24"/>
         </w:rPr>
-        <w:t>3.1 Kcet Permutations And Combinations - Core Application (High Yield — 14 PYQs)</w:t>
+        <w:t>3.1 Combinations, Selection &amp; Multinomial Partitioning (High Yield — 9 PYQs)</w:t>
       </w:r>
     </w:p>
     <w:p>
@@ -353,7 +532,7 @@
         <w:rPr>
           <w:sz w:val="20"/>
         </w:rPr>
-        <w:t>Key problem pattern in Kcet Permutations And Combinations.</w:t>
+        <w:t>Combinatorial selection, Pascal identity ^n C_r + ^n C_(r-1) = ^n+1 C_r, distribution of identical items into distinct bins, and derangements.</w:t>
       </w:r>
     </w:p>
     <w:tbl>
@@ -391,7 +570,7 @@
                 <w:color w:val="2D3748"/>
                 <w:sz w:val="19"/>
               </w:rPr>
-              <w:t>Watch for algebraic and sign errors.</w:t>
+              <w:t>Number of positive integral solutions (x_i ≥ 1) to x_1 + x_2 + ... + x_r = n is ^n-1 C_(r-1), whereas non-negative (x_i ≥ 0) is ^n+r-1 C_(r-1).</w:t>
             </w:r>
           </w:p>
         </w:tc>
@@ -432,7 +611,215 @@
                 <w:color w:val="2D3748"/>
                 <w:sz w:val="19"/>
               </w:rPr>
-              <w:t>Verify dimensions and boundary conditions.</w:t>
+              <w:t>Number of derangements of 4 items is D_4 = 9; for 5 items is D_5 = 44.</w:t>
+            </w:r>
+          </w:p>
+        </w:tc>
+      </w:tr>
+    </w:tbl>
+    <w:p>
+      <w:pPr>
+        <w:spacing w:before="120" w:after="40"/>
+      </w:pPr>
+      <w:r>
+        <w:rPr>
+          <w:b/>
+          <w:color w:val="1A365D"/>
+          <w:sz w:val="19"/>
+        </w:rPr>
+        <w:t>Source PYQs testing this concept:</w:t>
+      </w:r>
+    </w:p>
+    <w:p>
+      <w:pPr>
+        <w:pStyle w:val="ListBullet"/>
+        <w:spacing w:after="40"/>
+      </w:pPr>
+      <w:r>
+        <w:rPr>
+          <w:b/>
+          <w:sz w:val="18"/>
+        </w:rPr>
+        <w:t xml:space="preserve">[2026 Shift] Q#2 (MCQ): </w:t>
+      </w:r>
+      <w:r>
+        <w:rPr>
+          <w:sz w:val="18"/>
+        </w:rPr>
+        <w:t xml:space="preserve">"10 distinct points are taken on a circle. Then using these points Statement I: The number of triangles that can be formed is 100 Stateme..."  </w:t>
+      </w:r>
+      <w:r>
+        <w:rPr>
+          <w:b/>
+          <w:color w:val="2B6CB0"/>
+          <w:sz w:val="18"/>
+        </w:rPr>
+        <w:t>[Ans: N/A]</w:t>
+      </w:r>
+    </w:p>
+    <w:p>
+      <w:pPr>
+        <w:pStyle w:val="ListBullet"/>
+        <w:spacing w:after="40"/>
+      </w:pPr>
+      <w:r>
+        <w:rPr>
+          <w:b/>
+          <w:sz w:val="18"/>
+        </w:rPr>
+        <w:t xml:space="preserve">[2025 Shift] Q#3 (MCQ): </w:t>
+      </w:r>
+      <w:r>
+        <w:rPr>
+          <w:sz w:val="18"/>
+        </w:rPr>
+        <w:t xml:space="preserve">"The number of four digit even number that can be formed using the digits 0,1,2 and 3 without repetition is..."  </w:t>
+      </w:r>
+      <w:r>
+        <w:rPr>
+          <w:b/>
+          <w:color w:val="2B6CB0"/>
+          <w:sz w:val="18"/>
+        </w:rPr>
+        <w:t>[Ans: N/A]</w:t>
+      </w:r>
+    </w:p>
+    <w:p>
+      <w:pPr>
+        <w:pStyle w:val="ListBullet"/>
+        <w:spacing w:after="40"/>
+      </w:pPr>
+      <w:r>
+        <w:rPr>
+          <w:b/>
+          <w:sz w:val="18"/>
+        </w:rPr>
+        <w:t xml:space="preserve">[2023 Shift] Q#1 (MCQ): </w:t>
+      </w:r>
+      <w:r>
+        <w:rPr>
+          <w:sz w:val="18"/>
+        </w:rPr>
+        <w:t xml:space="preserve">"Ten chairs are numbered as 1 to 10. Three women and two men wish to occupy one chair each. First the women choose the chairs marked 1 to 6 ,..."  </w:t>
+      </w:r>
+      <w:r>
+        <w:rPr>
+          <w:b/>
+          <w:color w:val="2B6CB0"/>
+          <w:sz w:val="18"/>
+        </w:rPr>
+        <w:t>[Ans: A]</w:t>
+      </w:r>
+    </w:p>
+    <w:p>
+      <w:pPr>
+        <w:spacing w:after="120"/>
+      </w:pPr>
+    </w:p>
+    <w:p>
+      <w:pPr>
+        <w:pStyle w:val="Heading2"/>
+      </w:pPr>
+      <w:r>
+        <w:rPr>
+          <w:color w:val="2B6CB0"/>
+          <w:sz w:val="24"/>
+        </w:rPr>
+        <w:t>3.2 Fundamental Principles &amp; Permutations (Distinct &amp; Identical) (Moderate Yield — 6 PYQs)</w:t>
+      </w:r>
+    </w:p>
+    <w:p>
+      <w:r>
+        <w:rPr>
+          <w:b/>
+          <w:sz w:val="20"/>
+        </w:rPr>
+        <w:t xml:space="preserve">Core Principle: </w:t>
+      </w:r>
+      <w:r>
+        <w:rPr>
+          <w:sz w:val="20"/>
+        </w:rPr>
+        <w:t>Multiplication and addition principles, linear permutations with repetitions, rank of words in dictionary, and circular arrangements.</w:t>
+      </w:r>
+    </w:p>
+    <w:tbl>
+      <w:tblPr>
+        <w:tblW w:type="auto" w:w="0"/>
+        <w:jc w:val="center"/>
+        <w:tblLook w:firstColumn="1" w:firstRow="1" w:lastColumn="0" w:lastRow="0" w:noHBand="0" w:noVBand="1" w:val="04A0"/>
+      </w:tblPr>
+      <w:tblGrid>
+        <w:gridCol w:w="10080"/>
+      </w:tblGrid>
+      <w:tr>
+        <w:tc>
+          <w:tcPr>
+            <w:tcW w:type="dxa" w:w="10080"/>
+            <w:shd w:fill="FFF5F5"/>
+            <w:tcMar>
+              <w:top w:w="100" w:type="dxa"/>
+              <w:bottom w:w="100" w:type="dxa"/>
+              <w:left w:w="150" w:type="dxa"/>
+              <w:right w:w="150" w:type="dxa"/>
+            </w:tcMar>
+          </w:tcPr>
+          <w:p>
+            <w:r>
+              <w:rPr>
+                <w:b/>
+                <w:color w:val="C53030"/>
+                <w:sz w:val="19"/>
+              </w:rPr>
+              <w:t xml:space="preserve">⚠️ Common Trap / JEE Pitfall: </w:t>
+            </w:r>
+            <w:r>
+              <w:rPr>
+                <w:color w:val="2D3748"/>
+                <w:sz w:val="19"/>
+              </w:rPr>
+              <w:t>For circular permutations of necklaces/garlands where clockwise and anticlockwise arrangements are indistinguishable, divide by 2: ((n-1)! / 2).</w:t>
+            </w:r>
+          </w:p>
+        </w:tc>
+      </w:tr>
+    </w:tbl>
+    <w:tbl>
+      <w:tblPr>
+        <w:tblW w:type="auto" w:w="0"/>
+        <w:jc w:val="center"/>
+        <w:tblLook w:firstColumn="1" w:firstRow="1" w:lastColumn="0" w:lastRow="0" w:noHBand="0" w:noVBand="1" w:val="04A0"/>
+      </w:tblPr>
+      <w:tblGrid>
+        <w:gridCol w:w="10080"/>
+      </w:tblGrid>
+      <w:tr>
+        <w:tc>
+          <w:tcPr>
+            <w:tcW w:type="dxa" w:w="10080"/>
+            <w:shd w:fill="F0FFF4"/>
+            <w:tcMar>
+              <w:top w:w="100" w:type="dxa"/>
+              <w:bottom w:w="100" w:type="dxa"/>
+              <w:left w:w="150" w:type="dxa"/>
+              <w:right w:w="150" w:type="dxa"/>
+            </w:tcMar>
+          </w:tcPr>
+          <w:p>
+            <w:r>
+              <w:rPr>
+                <w:b/>
+                <w:color w:val="276749"/>
+                <w:sz w:val="19"/>
+              </w:rPr>
+              <w:t xml:space="preserve">💡 Speed Hack / Trick: </w:t>
+            </w:r>
+            <w:r>
+              <w:rPr>
+                <w:color w:val="2D3748"/>
+                <w:sz w:val="19"/>
+              </w:rPr>
+              <w:t>Gap method: Place items that cannot be adjacent into the gaps created by the remaining unrestricted items.</w:t>
             </w:r>
           </w:p>
         </w:tc>
@@ -488,13 +875,13 @@
           <w:b/>
           <w:sz w:val="18"/>
         </w:rPr>
-        <w:t xml:space="preserve">[2026 Shift] Q#2 (MCQ): </w:t>
+        <w:t xml:space="preserve">[2025 Shift] Q#4 (MCQ): </w:t>
       </w:r>
       <w:r>
         <w:rPr>
           <w:sz w:val="18"/>
         </w:rPr>
-        <w:t xml:space="preserve">"10 distinct points are taken on a circle. Then using these points Statement I: The number of triangles that can be formed is 100 Stateme..."  </w:t>
+        <w:t xml:space="preserve">"The number of diagonals that can be drawn in an octagon is..."  </w:t>
       </w:r>
       <w:r>
         <w:rPr>
@@ -515,13 +902,13 @@
           <w:b/>
           <w:sz w:val="18"/>
         </w:rPr>
-        <w:t xml:space="preserve">[2025 Shift] Q#3 (MCQ): </w:t>
+        <w:t xml:space="preserve">[2023 Shift] Q#1 (MCQ): </w:t>
       </w:r>
       <w:r>
         <w:rPr>
           <w:sz w:val="18"/>
         </w:rPr>
-        <w:t xml:space="preserve">"The number of four digit even number that can be formed using the digits 0,1,2 and 3 without repetition is..."  </w:t>
+        <w:t xml:space="preserve">"Ten chairs are numbered as 1 to 10. Three women and two men wish to occupy one chair each. First the women choose the chairs marked 1 to 6 ,..."  </w:t>
       </w:r>
       <w:r>
         <w:rPr>
@@ -529,7 +916,7 @@
           <w:color w:val="2B6CB0"/>
           <w:sz w:val="18"/>
         </w:rPr>
-        <w:t>[Ans: N/A]</w:t>
+        <w:t>[Ans: A]</w:t>
       </w:r>
     </w:p>
     <w:p>
@@ -660,6 +1047,127 @@
               <w:t>Solution Analysis:</w:t>
               <w:br/>
               <w:t>The characters in “KCET 2025” are: K,C,E,T,2,0,2,5 There are 8 characters in total, and the digit 2 is repeated twice. We need arrangements that start with K and end with 5 . So fix K in the first position and 5 in the last position: K______5 Now we have to arrange the remaining 6 characters: C,E,T,2,0,2 If all were different, the number of arrangements would be: 6! But the digit 2 appears twice, so we divide by 2! : (6! / 2!)=(720 / 2)=360 So the number of ways is: 360 Correct option: Option B .</w:t>
+            </w:r>
+          </w:p>
+        </w:tc>
+      </w:tr>
+    </w:tbl>
+    <w:p>
+      <w:pPr>
+        <w:spacing w:after="120"/>
+      </w:pPr>
+    </w:p>
+    <w:p>
+      <w:pPr>
+        <w:spacing w:before="160" w:after="40"/>
+      </w:pPr>
+      <w:r>
+        <w:rPr>
+          <w:b/>
+          <w:color w:val="1A365D"/>
+          <w:sz w:val="22"/>
+        </w:rPr>
+        <w:t>Benchmark Problem 2: KCET 2026 (Q#2)</w:t>
+      </w:r>
+    </w:p>
+    <w:p>
+      <w:pPr>
+        <w:spacing w:after="80"/>
+      </w:pPr>
+      <w:r>
+        <w:rPr>
+          <w:sz w:val="20"/>
+        </w:rPr>
+        <w:t>10 distinct points are taken on a circle. Then using these points Statement I: The number of triangles that can be formed is 100 Statement II: The number of chords that can be formed is 45 Which of the following is correct?</w:t>
+      </w:r>
+    </w:p>
+    <w:p>
+      <w:pPr>
+        <w:pStyle w:val="ListBullet"/>
+        <w:spacing w:after="20"/>
+      </w:pPr>
+      <w:r>
+        <w:rPr>
+          <w:sz w:val="19"/>
+        </w:rPr>
+        <w:t>(A) Both Statement I and Statement II are true</w:t>
+      </w:r>
+    </w:p>
+    <w:p>
+      <w:pPr>
+        <w:pStyle w:val="ListBullet"/>
+        <w:spacing w:after="20"/>
+      </w:pPr>
+      <w:r>
+        <w:rPr>
+          <w:sz w:val="19"/>
+        </w:rPr>
+        <w:t>(B) Both Statement I and Statement II are false</w:t>
+      </w:r>
+    </w:p>
+    <w:p>
+      <w:pPr>
+        <w:pStyle w:val="ListBullet"/>
+        <w:spacing w:after="20"/>
+      </w:pPr>
+      <w:r>
+        <w:rPr>
+          <w:sz w:val="19"/>
+        </w:rPr>
+        <w:t>(C) Statement I is true and Statement II is false</w:t>
+      </w:r>
+    </w:p>
+    <w:p>
+      <w:pPr>
+        <w:pStyle w:val="ListBullet"/>
+        <w:spacing w:after="20"/>
+      </w:pPr>
+      <w:r>
+        <w:rPr>
+          <w:sz w:val="19"/>
+        </w:rPr>
+        <w:t>(D) Statement I is false and Statement II is true</w:t>
+      </w:r>
+    </w:p>
+    <w:tbl>
+      <w:tblPr>
+        <w:tblW w:type="auto" w:w="0"/>
+        <w:jc w:val="center"/>
+        <w:tblLook w:firstColumn="1" w:firstRow="1" w:lastColumn="0" w:lastRow="0" w:noHBand="0" w:noVBand="1" w:val="04A0"/>
+      </w:tblPr>
+      <w:tblGrid>
+        <w:gridCol w:w="10080"/>
+      </w:tblGrid>
+      <w:tr>
+        <w:tc>
+          <w:tcPr>
+            <w:tcW w:type="dxa" w:w="10080"/>
+            <w:shd w:fill="F7FAFC"/>
+            <w:tcMar>
+              <w:top w:w="100" w:type="dxa"/>
+              <w:bottom w:w="100" w:type="dxa"/>
+              <w:left w:w="150" w:type="dxa"/>
+              <w:right w:w="150" w:type="dxa"/>
+            </w:tcMar>
+          </w:tcPr>
+          <w:p>
+            <w:r>
+              <w:rPr>
+                <w:b/>
+                <w:color w:val="1A365D"/>
+                <w:sz w:val="19"/>
+              </w:rPr>
+              <w:t>Correct Answer: None</w:t>
+              <w:br/>
+            </w:r>
+            <w:r>
+              <w:rPr>
+                <w:color w:val="2D3748"/>
+                <w:sz w:val="18"/>
+              </w:rPr>
+              <w:t>Solution Analysis:</w:t>
+              <w:br/>
+              <w:t>For a triangle, we need to choose 3 points from the 10 distinct points on the circle. Since all points lie on a circle, no three points are collinear. So every selection of 3 points forms a triangle. Number of triangles: ^10C_(3)=(10 × 9 × 8 / 3 × 2 × 1)=120 So Statement I is false, because the number of triangles is not 100 . For a chord, we need to choose 2 points on the circle. Every pair of points gives one chord. Number of chords: ^10C_(2)=(10 × 9 / 2 × 1)=45 So Statement II is true. Hence, the correct option is: Option D Statement I is false and Statement II is true.</w:t>
             </w:r>
           </w:p>
         </w:tc>

--- a/dist/exports/kcet-permutations-and-combinations_revision_notes.docx
+++ b/dist/exports/kcet-permutations-and-combinations_revision_notes.docx
@@ -13,7 +13,7 @@
           <w:color w:val="1A365D"/>
           <w:sz w:val="44"/>
         </w:rPr>
-        <w:t>JEE MAIN REVISION MASTER: PERMUTATIONS AND COMBINATIONS 2026 2 QUESTIONS 3.33% WEIGHTAGE</w:t>
+        <w:t>JEE MAIN REVISION MASTER: PERMUTATIONS AND COMBINATIONS</w:t>
       </w:r>
     </w:p>
     <w:p>
@@ -189,7 +189,7 @@
                 <w:color w:val="2D3748"/>
                 <w:sz w:val="19"/>
               </w:rPr>
-              <w:t>Combinations, Selection &amp; Multinomial Partitioning</w:t>
+              <w:t>Fundamental Principles &amp; Permutations (Distinct &amp; Identical)</w:t>
             </w:r>
           </w:p>
         </w:tc>
@@ -209,7 +209,7 @@
               <w:rPr>
                 <w:sz w:val="19"/>
               </w:rPr>
-              <w:t>9 PYQs</w:t>
+              <w:t>11 PYQs</w:t>
             </w:r>
           </w:p>
         </w:tc>
@@ -230,7 +230,7 @@
                 <w:color w:val="718096"/>
                 <w:sz w:val="19"/>
               </w:rPr>
-              <w:t>Selections &amp; Distribution</w:t>
+              <w:t>Arrangements</w:t>
             </w:r>
           </w:p>
         </w:tc>
@@ -276,7 +276,7 @@
                 <w:color w:val="2D3748"/>
                 <w:sz w:val="19"/>
               </w:rPr>
-              <w:t>Fundamental Principles &amp; Permutations (Distinct &amp; Identical)</w:t>
+              <w:t>Combinations, Selection &amp; Multinomial Partitioning</w:t>
             </w:r>
           </w:p>
         </w:tc>
@@ -296,7 +296,7 @@
               <w:rPr>
                 <w:sz w:val="19"/>
               </w:rPr>
-              <w:t>6 PYQs</w:t>
+              <w:t>4 PYQs</w:t>
             </w:r>
           </w:p>
         </w:tc>
@@ -317,7 +317,7 @@
                 <w:color w:val="718096"/>
                 <w:sz w:val="19"/>
               </w:rPr>
-              <w:t>Arrangements</w:t>
+              <w:t>Selections &amp; Distribution</w:t>
             </w:r>
           </w:p>
         </w:tc>
@@ -417,7 +417,7 @@
                 <w:color w:val="1A365D"/>
                 <w:sz w:val="19"/>
               </w:rPr>
-              <w:t>Combinations, Selection &amp; Multinomial Partitioning</w:t>
+              <w:t>Fundamental Principles &amp; Permutations (Distinct &amp; Identical)</w:t>
             </w:r>
           </w:p>
         </w:tc>
@@ -439,7 +439,7 @@
                 <w:color w:val="2D3748"/>
                 <w:sz w:val="19"/>
               </w:rPr>
-              <w:t>^n C_r = \frac{n!}{r!(n-r)!}, \quad \text{Non-negative solutions: } ^{n+r-1}C_{r-1}, \quad \text{Derangements: } D_n = n!\Sigma_{k=0}^n \frac{(-1)^k}{k!}</w:t>
+              <w:t>^n P_r = \frac{n!}{(n-r)!}, \quad \text{Arrangements with duplicates: } \frac{n!}{p! q! r!}, \quad \text{Circular: } (n-1)!</w:t>
             </w:r>
           </w:p>
         </w:tc>
@@ -463,7 +463,7 @@
                 <w:color w:val="1A365D"/>
                 <w:sz w:val="19"/>
               </w:rPr>
-              <w:t>Fundamental Principles &amp; Permutations (Distinct &amp; Identical)</w:t>
+              <w:t>Combinations, Selection &amp; Multinomial Partitioning</w:t>
             </w:r>
           </w:p>
         </w:tc>
@@ -485,7 +485,7 @@
                 <w:color w:val="2D3748"/>
                 <w:sz w:val="19"/>
               </w:rPr>
-              <w:t>^n P_r = \frac{n!}{(n-r)!}, \quad \text{Arrangements with duplicates: } \frac{n!}{p! q! r!}, \quad \text{Circular: } (n-1)!</w:t>
+              <w:t>^n C_r = \frac{n!}{r!(n-r)!}, \quad \text{Non-negative solutions: } ^{n+r-1}C_{r-1}, \quad \text{Derangements: } D_n = n!\Sigma_{k=0}^n \frac{(-1)^k}{k!}</w:t>
             </w:r>
           </w:p>
         </w:tc>
@@ -517,7 +517,215 @@
           <w:color w:val="2B6CB0"/>
           <w:sz w:val="24"/>
         </w:rPr>
-        <w:t>3.1 Combinations, Selection &amp; Multinomial Partitioning (High Yield — 9 PYQs)</w:t>
+        <w:t>3.1 Fundamental Principles &amp; Permutations (Distinct &amp; Identical) (High Yield — 11 PYQs)</w:t>
+      </w:r>
+    </w:p>
+    <w:p>
+      <w:r>
+        <w:rPr>
+          <w:b/>
+          <w:sz w:val="20"/>
+        </w:rPr>
+        <w:t xml:space="preserve">Core Principle: </w:t>
+      </w:r>
+      <w:r>
+        <w:rPr>
+          <w:sz w:val="20"/>
+        </w:rPr>
+        <w:t>Multiplication and addition principles, linear permutations with repetitions, rank of words in dictionary, and circular arrangements.</w:t>
+      </w:r>
+    </w:p>
+    <w:tbl>
+      <w:tblPr>
+        <w:tblW w:type="auto" w:w="0"/>
+        <w:jc w:val="center"/>
+        <w:tblLook w:firstColumn="1" w:firstRow="1" w:lastColumn="0" w:lastRow="0" w:noHBand="0" w:noVBand="1" w:val="04A0"/>
+      </w:tblPr>
+      <w:tblGrid>
+        <w:gridCol w:w="10080"/>
+      </w:tblGrid>
+      <w:tr>
+        <w:tc>
+          <w:tcPr>
+            <w:tcW w:type="dxa" w:w="10080"/>
+            <w:shd w:fill="FFF5F5"/>
+            <w:tcMar>
+              <w:top w:w="100" w:type="dxa"/>
+              <w:bottom w:w="100" w:type="dxa"/>
+              <w:left w:w="150" w:type="dxa"/>
+              <w:right w:w="150" w:type="dxa"/>
+            </w:tcMar>
+          </w:tcPr>
+          <w:p>
+            <w:r>
+              <w:rPr>
+                <w:b/>
+                <w:color w:val="C53030"/>
+                <w:sz w:val="19"/>
+              </w:rPr>
+              <w:t xml:space="preserve">⚠️ Common Trap / JEE Pitfall: </w:t>
+            </w:r>
+            <w:r>
+              <w:rPr>
+                <w:color w:val="2D3748"/>
+                <w:sz w:val="19"/>
+              </w:rPr>
+              <w:t>For circular permutations of necklaces/garlands where clockwise and anticlockwise arrangements are indistinguishable, divide by 2: ((n-1)! / 2).</w:t>
+            </w:r>
+          </w:p>
+        </w:tc>
+      </w:tr>
+    </w:tbl>
+    <w:tbl>
+      <w:tblPr>
+        <w:tblW w:type="auto" w:w="0"/>
+        <w:jc w:val="center"/>
+        <w:tblLook w:firstColumn="1" w:firstRow="1" w:lastColumn="0" w:lastRow="0" w:noHBand="0" w:noVBand="1" w:val="04A0"/>
+      </w:tblPr>
+      <w:tblGrid>
+        <w:gridCol w:w="10080"/>
+      </w:tblGrid>
+      <w:tr>
+        <w:tc>
+          <w:tcPr>
+            <w:tcW w:type="dxa" w:w="10080"/>
+            <w:shd w:fill="F0FFF4"/>
+            <w:tcMar>
+              <w:top w:w="100" w:type="dxa"/>
+              <w:bottom w:w="100" w:type="dxa"/>
+              <w:left w:w="150" w:type="dxa"/>
+              <w:right w:w="150" w:type="dxa"/>
+            </w:tcMar>
+          </w:tcPr>
+          <w:p>
+            <w:r>
+              <w:rPr>
+                <w:b/>
+                <w:color w:val="276749"/>
+                <w:sz w:val="19"/>
+              </w:rPr>
+              <w:t xml:space="preserve">💡 Speed Hack / Trick: </w:t>
+            </w:r>
+            <w:r>
+              <w:rPr>
+                <w:color w:val="2D3748"/>
+                <w:sz w:val="19"/>
+              </w:rPr>
+              <w:t>Gap method: Place items that cannot be adjacent into the gaps created by the remaining unrestricted items.</w:t>
+            </w:r>
+          </w:p>
+        </w:tc>
+      </w:tr>
+    </w:tbl>
+    <w:p>
+      <w:pPr>
+        <w:spacing w:before="120" w:after="40"/>
+      </w:pPr>
+      <w:r>
+        <w:rPr>
+          <w:b/>
+          <w:color w:val="1A365D"/>
+          <w:sz w:val="19"/>
+        </w:rPr>
+        <w:t>Source PYQs testing this concept:</w:t>
+      </w:r>
+    </w:p>
+    <w:p>
+      <w:pPr>
+        <w:pStyle w:val="ListBullet"/>
+        <w:spacing w:after="40"/>
+      </w:pPr>
+      <w:r>
+        <w:rPr>
+          <w:b/>
+          <w:sz w:val="18"/>
+        </w:rPr>
+        <w:t xml:space="preserve">[2026 Shift] Q#1 (MCQ): </w:t>
+      </w:r>
+      <w:r>
+        <w:rPr>
+          <w:sz w:val="18"/>
+        </w:rPr>
+        <w:t xml:space="preserve">"How many ways can you arrange all the letters and numbers in "KCET 2025" which start with K and end with 5 ?..."  </w:t>
+      </w:r>
+      <w:r>
+        <w:rPr>
+          <w:b/>
+          <w:color w:val="2B6CB0"/>
+          <w:sz w:val="18"/>
+        </w:rPr>
+        <w:t>[Ans: N/A]</w:t>
+      </w:r>
+    </w:p>
+    <w:p>
+      <w:pPr>
+        <w:pStyle w:val="ListBullet"/>
+        <w:spacing w:after="40"/>
+      </w:pPr>
+      <w:r>
+        <w:rPr>
+          <w:b/>
+          <w:sz w:val="18"/>
+        </w:rPr>
+        <w:t xml:space="preserve">[2025 Shift] Q#3 (MCQ): </w:t>
+      </w:r>
+      <w:r>
+        <w:rPr>
+          <w:sz w:val="18"/>
+        </w:rPr>
+        <w:t xml:space="preserve">"The number of four digit even number that can be formed using the digits 0,1,2 and 3 without repetition is..."  </w:t>
+      </w:r>
+      <w:r>
+        <w:rPr>
+          <w:b/>
+          <w:color w:val="2B6CB0"/>
+          <w:sz w:val="18"/>
+        </w:rPr>
+        <w:t>[Ans: N/A]</w:t>
+      </w:r>
+    </w:p>
+    <w:p>
+      <w:pPr>
+        <w:pStyle w:val="ListBullet"/>
+        <w:spacing w:after="40"/>
+      </w:pPr>
+      <w:r>
+        <w:rPr>
+          <w:b/>
+          <w:sz w:val="18"/>
+        </w:rPr>
+        <w:t xml:space="preserve">[2025 Shift] Q#4 (MCQ): </w:t>
+      </w:r>
+      <w:r>
+        <w:rPr>
+          <w:sz w:val="18"/>
+        </w:rPr>
+        <w:t xml:space="preserve">"The number of diagonals that can be drawn in an octagon is..."  </w:t>
+      </w:r>
+      <w:r>
+        <w:rPr>
+          <w:b/>
+          <w:color w:val="2B6CB0"/>
+          <w:sz w:val="18"/>
+        </w:rPr>
+        <w:t>[Ans: N/A]</w:t>
+      </w:r>
+    </w:p>
+    <w:p>
+      <w:pPr>
+        <w:spacing w:after="120"/>
+      </w:pPr>
+    </w:p>
+    <w:p>
+      <w:pPr>
+        <w:pStyle w:val="Heading2"/>
+      </w:pPr>
+      <w:r>
+        <w:rPr>
+          <w:color w:val="2B6CB0"/>
+          <w:sz w:val="24"/>
+        </w:rPr>
+        <w:t>3.2 Combinations, Selection &amp; Multinomial Partitioning (Moderate Yield — 4 PYQs)</w:t>
       </w:r>
     </w:p>
     <w:p>
@@ -667,33 +875,6 @@
           <w:b/>
           <w:sz w:val="18"/>
         </w:rPr>
-        <w:t xml:space="preserve">[2025 Shift] Q#3 (MCQ): </w:t>
-      </w:r>
-      <w:r>
-        <w:rPr>
-          <w:sz w:val="18"/>
-        </w:rPr>
-        <w:t xml:space="preserve">"The number of four digit even number that can be formed using the digits 0,1,2 and 3 without repetition is..."  </w:t>
-      </w:r>
-      <w:r>
-        <w:rPr>
-          <w:b/>
-          <w:color w:val="2B6CB0"/>
-          <w:sz w:val="18"/>
-        </w:rPr>
-        <w:t>[Ans: N/A]</w:t>
-      </w:r>
-    </w:p>
-    <w:p>
-      <w:pPr>
-        <w:pStyle w:val="ListBullet"/>
-        <w:spacing w:after="40"/>
-      </w:pPr>
-      <w:r>
-        <w:rPr>
-          <w:b/>
-          <w:sz w:val="18"/>
-        </w:rPr>
         <w:t xml:space="preserve">[2023 Shift] Q#1 (MCQ): </w:t>
       </w:r>
       <w:r>
@@ -713,133 +894,6 @@
     </w:p>
     <w:p>
       <w:pPr>
-        <w:spacing w:after="120"/>
-      </w:pPr>
-    </w:p>
-    <w:p>
-      <w:pPr>
-        <w:pStyle w:val="Heading2"/>
-      </w:pPr>
-      <w:r>
-        <w:rPr>
-          <w:color w:val="2B6CB0"/>
-          <w:sz w:val="24"/>
-        </w:rPr>
-        <w:t>3.2 Fundamental Principles &amp; Permutations (Distinct &amp; Identical) (Moderate Yield — 6 PYQs)</w:t>
-      </w:r>
-    </w:p>
-    <w:p>
-      <w:r>
-        <w:rPr>
-          <w:b/>
-          <w:sz w:val="20"/>
-        </w:rPr>
-        <w:t xml:space="preserve">Core Principle: </w:t>
-      </w:r>
-      <w:r>
-        <w:rPr>
-          <w:sz w:val="20"/>
-        </w:rPr>
-        <w:t>Multiplication and addition principles, linear permutations with repetitions, rank of words in dictionary, and circular arrangements.</w:t>
-      </w:r>
-    </w:p>
-    <w:tbl>
-      <w:tblPr>
-        <w:tblW w:type="auto" w:w="0"/>
-        <w:jc w:val="center"/>
-        <w:tblLook w:firstColumn="1" w:firstRow="1" w:lastColumn="0" w:lastRow="0" w:noHBand="0" w:noVBand="1" w:val="04A0"/>
-      </w:tblPr>
-      <w:tblGrid>
-        <w:gridCol w:w="10080"/>
-      </w:tblGrid>
-      <w:tr>
-        <w:tc>
-          <w:tcPr>
-            <w:tcW w:type="dxa" w:w="10080"/>
-            <w:shd w:fill="FFF5F5"/>
-            <w:tcMar>
-              <w:top w:w="100" w:type="dxa"/>
-              <w:bottom w:w="100" w:type="dxa"/>
-              <w:left w:w="150" w:type="dxa"/>
-              <w:right w:w="150" w:type="dxa"/>
-            </w:tcMar>
-          </w:tcPr>
-          <w:p>
-            <w:r>
-              <w:rPr>
-                <w:b/>
-                <w:color w:val="C53030"/>
-                <w:sz w:val="19"/>
-              </w:rPr>
-              <w:t xml:space="preserve">⚠️ Common Trap / JEE Pitfall: </w:t>
-            </w:r>
-            <w:r>
-              <w:rPr>
-                <w:color w:val="2D3748"/>
-                <w:sz w:val="19"/>
-              </w:rPr>
-              <w:t>For circular permutations of necklaces/garlands where clockwise and anticlockwise arrangements are indistinguishable, divide by 2: ((n-1)! / 2).</w:t>
-            </w:r>
-          </w:p>
-        </w:tc>
-      </w:tr>
-    </w:tbl>
-    <w:tbl>
-      <w:tblPr>
-        <w:tblW w:type="auto" w:w="0"/>
-        <w:jc w:val="center"/>
-        <w:tblLook w:firstColumn="1" w:firstRow="1" w:lastColumn="0" w:lastRow="0" w:noHBand="0" w:noVBand="1" w:val="04A0"/>
-      </w:tblPr>
-      <w:tblGrid>
-        <w:gridCol w:w="10080"/>
-      </w:tblGrid>
-      <w:tr>
-        <w:tc>
-          <w:tcPr>
-            <w:tcW w:type="dxa" w:w="10080"/>
-            <w:shd w:fill="F0FFF4"/>
-            <w:tcMar>
-              <w:top w:w="100" w:type="dxa"/>
-              <w:bottom w:w="100" w:type="dxa"/>
-              <w:left w:w="150" w:type="dxa"/>
-              <w:right w:w="150" w:type="dxa"/>
-            </w:tcMar>
-          </w:tcPr>
-          <w:p>
-            <w:r>
-              <w:rPr>
-                <w:b/>
-                <w:color w:val="276749"/>
-                <w:sz w:val="19"/>
-              </w:rPr>
-              <w:t xml:space="preserve">💡 Speed Hack / Trick: </w:t>
-            </w:r>
-            <w:r>
-              <w:rPr>
-                <w:color w:val="2D3748"/>
-                <w:sz w:val="19"/>
-              </w:rPr>
-              <w:t>Gap method: Place items that cannot be adjacent into the gaps created by the remaining unrestricted items.</w:t>
-            </w:r>
-          </w:p>
-        </w:tc>
-      </w:tr>
-    </w:tbl>
-    <w:p>
-      <w:pPr>
-        <w:spacing w:before="120" w:after="40"/>
-      </w:pPr>
-      <w:r>
-        <w:rPr>
-          <w:b/>
-          <w:color w:val="1A365D"/>
-          <w:sz w:val="19"/>
-        </w:rPr>
-        <w:t>Source PYQs testing this concept:</w:t>
-      </w:r>
-    </w:p>
-    <w:p>
-      <w:pPr>
         <w:pStyle w:val="ListBullet"/>
         <w:spacing w:after="40"/>
       </w:pPr>
@@ -848,13 +902,13 @@
           <w:b/>
           <w:sz w:val="18"/>
         </w:rPr>
-        <w:t xml:space="preserve">[2026 Shift] Q#1 (MCQ): </w:t>
+        <w:t xml:space="preserve">[2018 Shift] Q#4 (MCQ): </w:t>
       </w:r>
       <w:r>
         <w:rPr>
           <w:sz w:val="18"/>
         </w:rPr>
-        <w:t xml:space="preserve">"How many ways can you arrange all the letters and numbers in "KCET 2025" which start with K and end with 5 ?..."  </w:t>
+        <w:t xml:space="preserve">"Everybody in a room shakes hands with everybody else. The total number of handshakes is 45 . The total number of persons in the room is..."  </w:t>
       </w:r>
       <w:r>
         <w:rPr>
@@ -863,60 +917,6 @@
           <w:sz w:val="18"/>
         </w:rPr>
         <w:t>[Ans: N/A]</w:t>
-      </w:r>
-    </w:p>
-    <w:p>
-      <w:pPr>
-        <w:pStyle w:val="ListBullet"/>
-        <w:spacing w:after="40"/>
-      </w:pPr>
-      <w:r>
-        <w:rPr>
-          <w:b/>
-          <w:sz w:val="18"/>
-        </w:rPr>
-        <w:t xml:space="preserve">[2025 Shift] Q#4 (MCQ): </w:t>
-      </w:r>
-      <w:r>
-        <w:rPr>
-          <w:sz w:val="18"/>
-        </w:rPr>
-        <w:t xml:space="preserve">"The number of diagonals that can be drawn in an octagon is..."  </w:t>
-      </w:r>
-      <w:r>
-        <w:rPr>
-          <w:b/>
-          <w:color w:val="2B6CB0"/>
-          <w:sz w:val="18"/>
-        </w:rPr>
-        <w:t>[Ans: N/A]</w:t>
-      </w:r>
-    </w:p>
-    <w:p>
-      <w:pPr>
-        <w:pStyle w:val="ListBullet"/>
-        <w:spacing w:after="40"/>
-      </w:pPr>
-      <w:r>
-        <w:rPr>
-          <w:b/>
-          <w:sz w:val="18"/>
-        </w:rPr>
-        <w:t xml:space="preserve">[2023 Shift] Q#1 (MCQ): </w:t>
-      </w:r>
-      <w:r>
-        <w:rPr>
-          <w:sz w:val="18"/>
-        </w:rPr>
-        <w:t xml:space="preserve">"Ten chairs are numbered as 1 to 10. Three women and two men wish to occupy one chair each. First the women choose the chairs marked 1 to 6 ,..."  </w:t>
-      </w:r>
-      <w:r>
-        <w:rPr>
-          <w:b/>
-          <w:color w:val="2B6CB0"/>
-          <w:sz w:val="18"/>
-        </w:rPr>
-        <w:t>[Ans: A]</w:t>
       </w:r>
     </w:p>
     <w:p>

--- a/dist/exports/kcet-permutations-and-combinations_revision_notes.docx
+++ b/dist/exports/kcet-permutations-and-combinations_revision_notes.docx
@@ -189,7 +189,7 @@
                 <w:color w:val="2D3748"/>
                 <w:sz w:val="19"/>
               </w:rPr>
-              <w:t>Fundamental Principles &amp; Permutations (Distinct &amp; Identical)</w:t>
+              <w:t>Permutations, Combinations &amp; Combinatorial Geometry</w:t>
             </w:r>
           </w:p>
         </w:tc>
@@ -209,7 +209,7 @@
               <w:rPr>
                 <w:sz w:val="19"/>
               </w:rPr>
-              <w:t>11 PYQs</w:t>
+              <w:t>14 PYQs</w:t>
             </w:r>
           </w:p>
         </w:tc>
@@ -230,94 +230,7 @@
                 <w:color w:val="718096"/>
                 <w:sz w:val="19"/>
               </w:rPr>
-              <w:t>Arrangements</w:t>
-            </w:r>
-          </w:p>
-        </w:tc>
-      </w:tr>
-      <w:tr>
-        <w:tc>
-          <w:tcPr>
-            <w:tcW w:type="dxa" w:w="2160"/>
-            <w:shd w:fill="FFFFFF"/>
-            <w:tcMar>
-              <w:top w:w="80" w:type="dxa"/>
-              <w:bottom w:w="80" w:type="dxa"/>
-              <w:left w:w="150" w:type="dxa"/>
-              <w:right w:w="150" w:type="dxa"/>
-            </w:tcMar>
-          </w:tcPr>
-          <w:p>
-            <w:r>
-              <w:rPr>
-                <w:b/>
-                <w:color w:val="718096"/>
-                <w:sz w:val="19"/>
-              </w:rPr>
-              <w:t>Moderate</w:t>
-            </w:r>
-          </w:p>
-        </w:tc>
-        <w:tc>
-          <w:tcPr>
-            <w:tcW w:type="dxa" w:w="4320"/>
-            <w:shd w:fill="FFFFFF"/>
-            <w:tcMar>
-              <w:top w:w="80" w:type="dxa"/>
-              <w:bottom w:w="80" w:type="dxa"/>
-              <w:left w:w="150" w:type="dxa"/>
-              <w:right w:w="150" w:type="dxa"/>
-            </w:tcMar>
-          </w:tcPr>
-          <w:p>
-            <w:r>
-              <w:rPr>
-                <w:b/>
-                <w:color w:val="2D3748"/>
-                <w:sz w:val="19"/>
-              </w:rPr>
-              <w:t>Combinations, Selection &amp; Multinomial Partitioning</w:t>
-            </w:r>
-          </w:p>
-        </w:tc>
-        <w:tc>
-          <w:tcPr>
-            <w:tcW w:type="dxa" w:w="1728"/>
-            <w:shd w:fill="FFFFFF"/>
-            <w:tcMar>
-              <w:top w:w="80" w:type="dxa"/>
-              <w:bottom w:w="80" w:type="dxa"/>
-              <w:left w:w="150" w:type="dxa"/>
-              <w:right w:w="150" w:type="dxa"/>
-            </w:tcMar>
-          </w:tcPr>
-          <w:p>
-            <w:r>
-              <w:rPr>
-                <w:sz w:val="19"/>
-              </w:rPr>
-              <w:t>4 PYQs</w:t>
-            </w:r>
-          </w:p>
-        </w:tc>
-        <w:tc>
-          <w:tcPr>
-            <w:tcW w:type="dxa" w:w="1872"/>
-            <w:shd w:fill="FFFFFF"/>
-            <w:tcMar>
-              <w:top w:w="80" w:type="dxa"/>
-              <w:bottom w:w="80" w:type="dxa"/>
-              <w:left w:w="150" w:type="dxa"/>
-              <w:right w:w="150" w:type="dxa"/>
-            </w:tcMar>
-          </w:tcPr>
-          <w:p>
-            <w:r>
-              <w:rPr>
-                <w:color w:val="718096"/>
-                <w:sz w:val="19"/>
-              </w:rPr>
-              <w:t>Selections &amp; Distribution</w:t>
+              <w:t>Combinatorics</w:t>
             </w:r>
           </w:p>
         </w:tc>
@@ -417,7 +330,7 @@
                 <w:color w:val="1A365D"/>
                 <w:sz w:val="19"/>
               </w:rPr>
-              <w:t>Fundamental Principles &amp; Permutations (Distinct &amp; Identical)</w:t>
+              <w:t>Permutations, Combinations &amp; Combinatorial Geometry</w:t>
             </w:r>
           </w:p>
         </w:tc>
@@ -439,53 +352,7 @@
                 <w:color w:val="2D3748"/>
                 <w:sz w:val="19"/>
               </w:rPr>
-              <w:t>^n P_r = \frac{n!}{(n-r)!}, \quad \text{Arrangements with duplicates: } \frac{n!}{p! q! r!}, \quad \text{Circular: } (n-1)!</w:t>
-            </w:r>
-          </w:p>
-        </w:tc>
-      </w:tr>
-      <w:tr>
-        <w:tc>
-          <w:tcPr>
-            <w:tcW w:type="dxa" w:w="3600"/>
-            <w:shd w:fill="FFFFFF"/>
-            <w:tcMar>
-              <w:top w:w="100" w:type="dxa"/>
-              <w:bottom w:w="100" w:type="dxa"/>
-              <w:left w:w="150" w:type="dxa"/>
-              <w:right w:w="150" w:type="dxa"/>
-            </w:tcMar>
-          </w:tcPr>
-          <w:p>
-            <w:r>
-              <w:rPr>
-                <w:b/>
-                <w:color w:val="1A365D"/>
-                <w:sz w:val="19"/>
-              </w:rPr>
-              <w:t>Combinations, Selection &amp; Multinomial Partitioning</w:t>
-            </w:r>
-          </w:p>
-        </w:tc>
-        <w:tc>
-          <w:tcPr>
-            <w:tcW w:type="dxa" w:w="6480"/>
-            <w:shd w:fill="FFFFFF"/>
-            <w:tcMar>
-              <w:top w:w="100" w:type="dxa"/>
-              <w:bottom w:w="100" w:type="dxa"/>
-              <w:left w:w="150" w:type="dxa"/>
-              <w:right w:w="150" w:type="dxa"/>
-            </w:tcMar>
-          </w:tcPr>
-          <w:p>
-            <w:r>
-              <w:rPr>
-                <w:rFonts w:ascii="Cambria Math" w:hAnsi="Cambria Math"/>
-                <w:color w:val="2D3748"/>
-                <w:sz w:val="19"/>
-              </w:rPr>
-              <w:t>^n C_r = \frac{n!}{r!(n-r)!}, \quad \text{Non-negative solutions: } ^{n+r-1}C_{r-1}, \quad \text{Derangements: } D_n = n!\Sigma_{k=0}^n \frac{(-1)^k}{k!}</w:t>
+              <w:t>^n C_r = ^n C_{n-r}, \quad ^n C_r + ^n C_{r-1} = ^{n+1} C_r, \quad \text{Diagonals} = \frac{n(n-3)}{2}, \quad \text{Triangles} = ^n C_3</w:t>
             </w:r>
           </w:p>
         </w:tc>
@@ -517,7 +384,7 @@
           <w:color w:val="2B6CB0"/>
           <w:sz w:val="24"/>
         </w:rPr>
-        <w:t>3.1 Fundamental Principles &amp; Permutations (Distinct &amp; Identical) (High Yield — 11 PYQs)</w:t>
+        <w:t>3.1 Permutations, Combinations &amp; Combinatorial Geometry (High Yield — 14 PYQs)</w:t>
       </w:r>
     </w:p>
     <w:p>
@@ -532,7 +399,7 @@
         <w:rPr>
           <w:sz w:val="20"/>
         </w:rPr>
-        <w:t>Multiplication and addition principles, linear permutations with repetitions, rank of words in dictionary, and circular arrangements.</w:t>
+        <w:t>Permutations (arrangements where order matters) ^n P_r = (n! / (n-r)!). Combinations (selections where order does not matter) ^n C_r = (n! / r!(n-r)!). Pascal's identity: ^n C_r + ^n C_(r-1) = ^n+1 C_r. Circular permutations of n distinct objects: (n-1)! (for necklaces/garlands where clockwise and anticlockwise are identical: ((n-1)! / 2)). Combinatorial geometry: Number of diagonals in an n-sided polygon = ^n C_2 - n = (n(n-3) / 2).</w:t>
       </w:r>
     </w:p>
     <w:tbl>
@@ -570,7 +437,7 @@
                 <w:color w:val="2D3748"/>
                 <w:sz w:val="19"/>
               </w:rPr>
-              <w:t>For circular permutations of necklaces/garlands where clockwise and anticlockwise arrangements are indistinguishable, divide by 2: ((n-1)! / 2).</w:t>
+              <w:t>For necklaces or garlands of n beads, the number of arrangements is ((n-1)! / 2), NOT (n-1)!, because flipping over reverses direction.</w:t>
             </w:r>
           </w:p>
         </w:tc>
@@ -611,7 +478,7 @@
                 <w:color w:val="2D3748"/>
                 <w:sz w:val="19"/>
               </w:rPr>
-              <w:t>Gap method: Place items that cannot be adjacent into the gaps created by the remaining unrestricted items.</w:t>
+              <w:t>Number of handshakes among n people: ^n C_2 = (n(n-1) / 2).</w:t>
             </w:r>
           </w:p>
         </w:tc>
@@ -667,187 +534,6 @@
           <w:b/>
           <w:sz w:val="18"/>
         </w:rPr>
-        <w:t xml:space="preserve">[2025 Shift] Q#3 (MCQ): </w:t>
-      </w:r>
-      <w:r>
-        <w:rPr>
-          <w:sz w:val="18"/>
-        </w:rPr>
-        <w:t xml:space="preserve">"The number of four digit even number that can be formed using the digits 0,1,2 and 3 without repetition is..."  </w:t>
-      </w:r>
-      <w:r>
-        <w:rPr>
-          <w:b/>
-          <w:color w:val="2B6CB0"/>
-          <w:sz w:val="18"/>
-        </w:rPr>
-        <w:t>[Ans: N/A]</w:t>
-      </w:r>
-    </w:p>
-    <w:p>
-      <w:pPr>
-        <w:pStyle w:val="ListBullet"/>
-        <w:spacing w:after="40"/>
-      </w:pPr>
-      <w:r>
-        <w:rPr>
-          <w:b/>
-          <w:sz w:val="18"/>
-        </w:rPr>
-        <w:t xml:space="preserve">[2025 Shift] Q#4 (MCQ): </w:t>
-      </w:r>
-      <w:r>
-        <w:rPr>
-          <w:sz w:val="18"/>
-        </w:rPr>
-        <w:t xml:space="preserve">"The number of diagonals that can be drawn in an octagon is..."  </w:t>
-      </w:r>
-      <w:r>
-        <w:rPr>
-          <w:b/>
-          <w:color w:val="2B6CB0"/>
-          <w:sz w:val="18"/>
-        </w:rPr>
-        <w:t>[Ans: N/A]</w:t>
-      </w:r>
-    </w:p>
-    <w:p>
-      <w:pPr>
-        <w:spacing w:after="120"/>
-      </w:pPr>
-    </w:p>
-    <w:p>
-      <w:pPr>
-        <w:pStyle w:val="Heading2"/>
-      </w:pPr>
-      <w:r>
-        <w:rPr>
-          <w:color w:val="2B6CB0"/>
-          <w:sz w:val="24"/>
-        </w:rPr>
-        <w:t>3.2 Combinations, Selection &amp; Multinomial Partitioning (Moderate Yield — 4 PYQs)</w:t>
-      </w:r>
-    </w:p>
-    <w:p>
-      <w:r>
-        <w:rPr>
-          <w:b/>
-          <w:sz w:val="20"/>
-        </w:rPr>
-        <w:t xml:space="preserve">Core Principle: </w:t>
-      </w:r>
-      <w:r>
-        <w:rPr>
-          <w:sz w:val="20"/>
-        </w:rPr>
-        <w:t>Combinatorial selection, Pascal identity ^n C_r + ^n C_(r-1) = ^n+1 C_r, distribution of identical items into distinct bins, and derangements.</w:t>
-      </w:r>
-    </w:p>
-    <w:tbl>
-      <w:tblPr>
-        <w:tblW w:type="auto" w:w="0"/>
-        <w:jc w:val="center"/>
-        <w:tblLook w:firstColumn="1" w:firstRow="1" w:lastColumn="0" w:lastRow="0" w:noHBand="0" w:noVBand="1" w:val="04A0"/>
-      </w:tblPr>
-      <w:tblGrid>
-        <w:gridCol w:w="10080"/>
-      </w:tblGrid>
-      <w:tr>
-        <w:tc>
-          <w:tcPr>
-            <w:tcW w:type="dxa" w:w="10080"/>
-            <w:shd w:fill="FFF5F5"/>
-            <w:tcMar>
-              <w:top w:w="100" w:type="dxa"/>
-              <w:bottom w:w="100" w:type="dxa"/>
-              <w:left w:w="150" w:type="dxa"/>
-              <w:right w:w="150" w:type="dxa"/>
-            </w:tcMar>
-          </w:tcPr>
-          <w:p>
-            <w:r>
-              <w:rPr>
-                <w:b/>
-                <w:color w:val="C53030"/>
-                <w:sz w:val="19"/>
-              </w:rPr>
-              <w:t xml:space="preserve">⚠️ Common Trap / JEE Pitfall: </w:t>
-            </w:r>
-            <w:r>
-              <w:rPr>
-                <w:color w:val="2D3748"/>
-                <w:sz w:val="19"/>
-              </w:rPr>
-              <w:t>Number of positive integral solutions (x_i ≥ 1) to x_1 + x_2 + ... + x_r = n is ^n-1 C_(r-1), whereas non-negative (x_i ≥ 0) is ^n+r-1 C_(r-1).</w:t>
-            </w:r>
-          </w:p>
-        </w:tc>
-      </w:tr>
-    </w:tbl>
-    <w:tbl>
-      <w:tblPr>
-        <w:tblW w:type="auto" w:w="0"/>
-        <w:jc w:val="center"/>
-        <w:tblLook w:firstColumn="1" w:firstRow="1" w:lastColumn="0" w:lastRow="0" w:noHBand="0" w:noVBand="1" w:val="04A0"/>
-      </w:tblPr>
-      <w:tblGrid>
-        <w:gridCol w:w="10080"/>
-      </w:tblGrid>
-      <w:tr>
-        <w:tc>
-          <w:tcPr>
-            <w:tcW w:type="dxa" w:w="10080"/>
-            <w:shd w:fill="F0FFF4"/>
-            <w:tcMar>
-              <w:top w:w="100" w:type="dxa"/>
-              <w:bottom w:w="100" w:type="dxa"/>
-              <w:left w:w="150" w:type="dxa"/>
-              <w:right w:w="150" w:type="dxa"/>
-            </w:tcMar>
-          </w:tcPr>
-          <w:p>
-            <w:r>
-              <w:rPr>
-                <w:b/>
-                <w:color w:val="276749"/>
-                <w:sz w:val="19"/>
-              </w:rPr>
-              <w:t xml:space="preserve">💡 Speed Hack / Trick: </w:t>
-            </w:r>
-            <w:r>
-              <w:rPr>
-                <w:color w:val="2D3748"/>
-                <w:sz w:val="19"/>
-              </w:rPr>
-              <w:t>Number of derangements of 4 items is D_4 = 9; for 5 items is D_5 = 44.</w:t>
-            </w:r>
-          </w:p>
-        </w:tc>
-      </w:tr>
-    </w:tbl>
-    <w:p>
-      <w:pPr>
-        <w:spacing w:before="120" w:after="40"/>
-      </w:pPr>
-      <w:r>
-        <w:rPr>
-          <w:b/>
-          <w:color w:val="1A365D"/>
-          <w:sz w:val="19"/>
-        </w:rPr>
-        <w:t>Source PYQs testing this concept:</w:t>
-      </w:r>
-    </w:p>
-    <w:p>
-      <w:pPr>
-        <w:pStyle w:val="ListBullet"/>
-        <w:spacing w:after="40"/>
-      </w:pPr>
-      <w:r>
-        <w:rPr>
-          <w:b/>
-          <w:sz w:val="18"/>
-        </w:rPr>
         <w:t xml:space="preserve">[2026 Shift] Q#2 (MCQ): </w:t>
       </w:r>
       <w:r>
@@ -875,40 +561,13 @@
           <w:b/>
           <w:sz w:val="18"/>
         </w:rPr>
-        <w:t xml:space="preserve">[2023 Shift] Q#1 (MCQ): </w:t>
+        <w:t xml:space="preserve">[2025 Shift] Q#3 (MCQ): </w:t>
       </w:r>
       <w:r>
         <w:rPr>
           <w:sz w:val="18"/>
         </w:rPr>
-        <w:t xml:space="preserve">"Ten chairs are numbered as 1 to 10. Three women and two men wish to occupy one chair each. First the women choose the chairs marked 1 to 6 ,..."  </w:t>
-      </w:r>
-      <w:r>
-        <w:rPr>
-          <w:b/>
-          <w:color w:val="2B6CB0"/>
-          <w:sz w:val="18"/>
-        </w:rPr>
-        <w:t>[Ans: A]</w:t>
-      </w:r>
-    </w:p>
-    <w:p>
-      <w:pPr>
-        <w:pStyle w:val="ListBullet"/>
-        <w:spacing w:after="40"/>
-      </w:pPr>
-      <w:r>
-        <w:rPr>
-          <w:b/>
-          <w:sz w:val="18"/>
-        </w:rPr>
-        <w:t xml:space="preserve">[2018 Shift] Q#4 (MCQ): </w:t>
-      </w:r>
-      <w:r>
-        <w:rPr>
-          <w:sz w:val="18"/>
-        </w:rPr>
-        <w:t xml:space="preserve">"Everybody in a room shakes hands with everybody else. The total number of handshakes is 45 . The total number of persons in the room is..."  </w:t>
+        <w:t xml:space="preserve">"The number of four digit even number that can be formed using the digits 0,1,2 and 3 without repetition is..."  </w:t>
       </w:r>
       <w:r>
         <w:rPr>
@@ -1047,127 +706,6 @@
               <w:t>Solution Analysis:</w:t>
               <w:br/>
               <w:t>The characters in “KCET 2025” are: K,C,E,T,2,0,2,5 There are 8 characters in total, and the digit 2 is repeated twice. We need arrangements that start with K and end with 5 . So fix K in the first position and 5 in the last position: K______5 Now we have to arrange the remaining 6 characters: C,E,T,2,0,2 If all were different, the number of arrangements would be: 6! But the digit 2 appears twice, so we divide by 2! : (6! / 2!)=(720 / 2)=360 So the number of ways is: 360 Correct option: Option B .</w:t>
-            </w:r>
-          </w:p>
-        </w:tc>
-      </w:tr>
-    </w:tbl>
-    <w:p>
-      <w:pPr>
-        <w:spacing w:after="120"/>
-      </w:pPr>
-    </w:p>
-    <w:p>
-      <w:pPr>
-        <w:spacing w:before="160" w:after="40"/>
-      </w:pPr>
-      <w:r>
-        <w:rPr>
-          <w:b/>
-          <w:color w:val="1A365D"/>
-          <w:sz w:val="22"/>
-        </w:rPr>
-        <w:t>Benchmark Problem 2: KCET 2026 (Q#2)</w:t>
-      </w:r>
-    </w:p>
-    <w:p>
-      <w:pPr>
-        <w:spacing w:after="80"/>
-      </w:pPr>
-      <w:r>
-        <w:rPr>
-          <w:sz w:val="20"/>
-        </w:rPr>
-        <w:t>10 distinct points are taken on a circle. Then using these points Statement I: The number of triangles that can be formed is 100 Statement II: The number of chords that can be formed is 45 Which of the following is correct?</w:t>
-      </w:r>
-    </w:p>
-    <w:p>
-      <w:pPr>
-        <w:pStyle w:val="ListBullet"/>
-        <w:spacing w:after="20"/>
-      </w:pPr>
-      <w:r>
-        <w:rPr>
-          <w:sz w:val="19"/>
-        </w:rPr>
-        <w:t>(A) Both Statement I and Statement II are true</w:t>
-      </w:r>
-    </w:p>
-    <w:p>
-      <w:pPr>
-        <w:pStyle w:val="ListBullet"/>
-        <w:spacing w:after="20"/>
-      </w:pPr>
-      <w:r>
-        <w:rPr>
-          <w:sz w:val="19"/>
-        </w:rPr>
-        <w:t>(B) Both Statement I and Statement II are false</w:t>
-      </w:r>
-    </w:p>
-    <w:p>
-      <w:pPr>
-        <w:pStyle w:val="ListBullet"/>
-        <w:spacing w:after="20"/>
-      </w:pPr>
-      <w:r>
-        <w:rPr>
-          <w:sz w:val="19"/>
-        </w:rPr>
-        <w:t>(C) Statement I is true and Statement II is false</w:t>
-      </w:r>
-    </w:p>
-    <w:p>
-      <w:pPr>
-        <w:pStyle w:val="ListBullet"/>
-        <w:spacing w:after="20"/>
-      </w:pPr>
-      <w:r>
-        <w:rPr>
-          <w:sz w:val="19"/>
-        </w:rPr>
-        <w:t>(D) Statement I is false and Statement II is true</w:t>
-      </w:r>
-    </w:p>
-    <w:tbl>
-      <w:tblPr>
-        <w:tblW w:type="auto" w:w="0"/>
-        <w:jc w:val="center"/>
-        <w:tblLook w:firstColumn="1" w:firstRow="1" w:lastColumn="0" w:lastRow="0" w:noHBand="0" w:noVBand="1" w:val="04A0"/>
-      </w:tblPr>
-      <w:tblGrid>
-        <w:gridCol w:w="10080"/>
-      </w:tblGrid>
-      <w:tr>
-        <w:tc>
-          <w:tcPr>
-            <w:tcW w:type="dxa" w:w="10080"/>
-            <w:shd w:fill="F7FAFC"/>
-            <w:tcMar>
-              <w:top w:w="100" w:type="dxa"/>
-              <w:bottom w:w="100" w:type="dxa"/>
-              <w:left w:w="150" w:type="dxa"/>
-              <w:right w:w="150" w:type="dxa"/>
-            </w:tcMar>
-          </w:tcPr>
-          <w:p>
-            <w:r>
-              <w:rPr>
-                <w:b/>
-                <w:color w:val="1A365D"/>
-                <w:sz w:val="19"/>
-              </w:rPr>
-              <w:t>Correct Answer: None</w:t>
-              <w:br/>
-            </w:r>
-            <w:r>
-              <w:rPr>
-                <w:color w:val="2D3748"/>
-                <w:sz w:val="18"/>
-              </w:rPr>
-              <w:t>Solution Analysis:</w:t>
-              <w:br/>
-              <w:t>For a triangle, we need to choose 3 points from the 10 distinct points on the circle. Since all points lie on a circle, no three points are collinear. So every selection of 3 points forms a triangle. Number of triangles: ^10C_(3)=(10 × 9 × 8 / 3 × 2 × 1)=120 So Statement I is false, because the number of triangles is not 100 . For a chord, we need to choose 2 points on the circle. Every pair of points gives one chord. Number of chords: ^10C_(2)=(10 × 9 / 2 × 1)=45 So Statement II is true. Hence, the correct option is: Option D Statement I is false and Statement II is true.</w:t>
             </w:r>
           </w:p>
         </w:tc>
